--- a/product_dissection_for_youtube.docx
+++ b/product_dissection_for_youtube.docx
@@ -10,6 +10,7 @@
       </w:pPr>
       <w:r>
         <w:rPr>
+          <w:noProof/>
           <w:lang w:val="en-US"/>
         </w:rPr>
         <w:drawing>
@@ -56,15 +57,7 @@
           <w:sz w:val="36"/>
           <w:szCs w:val="36"/>
         </w:rPr>
-        <w:t xml:space="preserve">Product Dissection for </w:t>
-      </w:r>
-      <w:r>
-        <w:rPr>
-          <w:b/>
-          <w:sz w:val="36"/>
-          <w:szCs w:val="36"/>
-        </w:rPr>
-        <w:t>YouTube</w:t>
+        <w:t>Product Dissection for YouTube</w:t>
       </w:r>
     </w:p>
     <w:p>
@@ -145,21 +138,7 @@
           <w:b/>
           <w:color w:val="000000"/>
         </w:rPr>
-        <w:t xml:space="preserve">Product Dissection and Real-World Problems Solved by </w:t>
-      </w:r>
-      <w:r>
-        <w:rPr>
-          <w:b/>
-          <w:color w:val="000000"/>
-        </w:rPr>
-        <w:t>YouTube</w:t>
-      </w:r>
-      <w:r>
-        <w:rPr>
-          <w:b/>
-          <w:color w:val="000000"/>
-        </w:rPr>
-        <w:t>:</w:t>
+        <w:t>Product Dissection and Real-World Problems Solved by YouTube:</w:t>
       </w:r>
     </w:p>
     <w:p>
@@ -988,6 +967,7 @@
           <w:bCs/>
           <w:lang w:val="en-IN"/>
         </w:rPr>
+        <w:lastRenderedPageBreak/>
         <w:t>Real-World Challenge:</w:t>
       </w:r>
       <w:r>
@@ -1218,19 +1198,7 @@
         <w:rPr>
           <w:b/>
         </w:rPr>
-        <w:t xml:space="preserve">Top Features of </w:t>
-      </w:r>
-      <w:r>
-        <w:rPr>
-          <w:b/>
-        </w:rPr>
-        <w:t>YouTube</w:t>
-      </w:r>
-      <w:r>
-        <w:rPr>
-          <w:b/>
-        </w:rPr>
-        <w:t>:</w:t>
+        <w:t>Top Features of YouTube:</w:t>
       </w:r>
     </w:p>
     <w:p/>
@@ -1470,6 +1438,7 @@
           <w:bCs/>
           <w:lang w:val="en-IN"/>
         </w:rPr>
+        <w:lastRenderedPageBreak/>
         <w:t>7. Recommendations</w:t>
       </w:r>
     </w:p>
@@ -2291,6 +2260,7 @@
           <w:bCs/>
           <w:lang w:val="en-IN"/>
         </w:rPr>
+        <w:lastRenderedPageBreak/>
         <w:t>5. Like Entity</w:t>
       </w:r>
     </w:p>
@@ -3184,6 +3154,7 @@
         <w:rPr>
           <w:lang w:val="en-IN"/>
         </w:rPr>
+        <w:lastRenderedPageBreak/>
         <w:t xml:space="preserve">A </w:t>
       </w:r>
       <w:r>
@@ -3551,6 +3522,74 @@
           <w:lang w:val="en-IN"/>
         </w:rPr>
         <w:t>. This diagram will provide a visual representation of YouTube's data model, helping us understand how users, channels, videos, comments, likes, subscriptions, and playlists are connected and how these relationships support the platform's core features.</w:t>
+      </w:r>
+    </w:p>
+    <w:p>
+      <w:pPr>
+        <w:rPr>
+          <w:lang w:val="en-IN"/>
+        </w:rPr>
+      </w:pPr>
+    </w:p>
+    <w:p>
+      <w:pPr>
+        <w:rPr>
+          <w:lang w:val="en-IN"/>
+        </w:rPr>
+      </w:pPr>
+      <w:r>
+        <w:rPr>
+          <w:lang w:val="en-IN"/>
+        </w:rPr>
+        <w:lastRenderedPageBreak/>
+        <w:drawing>
+          <wp:inline distT="0" distB="0" distL="0" distR="0" wp14:anchorId="466254B0" wp14:editId="70C59CE9">
+            <wp:extent cx="5842000" cy="4045258"/>
+            <wp:effectExtent l="0" t="0" r="6350" b="0"/>
+            <wp:docPr id="3" name="Picture 3"/>
+            <wp:cNvGraphicFramePr>
+              <a:graphicFrameLocks xmlns:a="http://schemas.openxmlformats.org/drawingml/2006/main" noChangeAspect="1"/>
+            </wp:cNvGraphicFramePr>
+            <a:graphic xmlns:a="http://schemas.openxmlformats.org/drawingml/2006/main">
+              <a:graphicData uri="http://schemas.openxmlformats.org/drawingml/2006/picture">
+                <pic:pic xmlns:pic="http://schemas.openxmlformats.org/drawingml/2006/picture">
+                  <pic:nvPicPr>
+                    <pic:cNvPr id="0" name="Picture 6"/>
+                    <pic:cNvPicPr>
+                      <a:picLocks noChangeAspect="1" noChangeArrowheads="1"/>
+                    </pic:cNvPicPr>
+                  </pic:nvPicPr>
+                  <pic:blipFill>
+                    <a:blip r:embed="rId7">
+                      <a:extLst>
+                        <a:ext uri="{28A0092B-C50C-407E-A947-70E740481C1C}">
+                          <a14:useLocalDpi xmlns:a14="http://schemas.microsoft.com/office/drawing/2010/main" val="0"/>
+                        </a:ext>
+                      </a:extLst>
+                    </a:blip>
+                    <a:srcRect/>
+                    <a:stretch>
+                      <a:fillRect/>
+                    </a:stretch>
+                  </pic:blipFill>
+                  <pic:spPr bwMode="auto">
+                    <a:xfrm>
+                      <a:off x="0" y="0"/>
+                      <a:ext cx="5856204" cy="4055094"/>
+                    </a:xfrm>
+                    <a:prstGeom prst="rect">
+                      <a:avLst/>
+                    </a:prstGeom>
+                    <a:noFill/>
+                    <a:ln>
+                      <a:noFill/>
+                    </a:ln>
+                  </pic:spPr>
+                </pic:pic>
+              </a:graphicData>
+            </a:graphic>
+          </wp:inline>
+        </w:drawing>
       </w:r>
     </w:p>
     <w:p>
